--- a/DAO/2026-ONEN-MOBILIERS-SCOLAIRES/docx/05_ANNEXE3_TABLEAU_EXPERIENCES.docx
+++ b/DAO/2026-ONEN-MOBILIERS-SCOLAIRES/docx/05_ANNEXE3_TABLEAU_EXPERIENCES.docx
@@ -107,7 +107,7 @@
               <w:rPr>
                 <w:b/>
               </w:rPr>
-              <w:t>Période (du … au …)</w:t>
+              <w:t>Période</w:t>
             </w:r>
           </w:p>
         </w:tc>
@@ -179,7 +179,7 @@
               <w:rPr>
                 <w:b/>
               </w:rPr>
-              <w:t>Adresse du client (téléphone et/ou BP / mail)</w:t>
+              <w:t>Adresse du client (téléphone / BP / mail)</w:t>
             </w:r>
           </w:p>
         </w:tc>
@@ -215,7 +215,7 @@
               <w:rPr>
                 <w:b/>
               </w:rPr>
-              <w:t>Preuve jointe (n° d'intercalaire)</w:t>
+              <w:t>Preuve jointe</w:t>
             </w:r>
           </w:p>
         </w:tc>
@@ -238,6 +238,9 @@
           </w:tcPr>
           <w:p>
             <w:r/>
+            <w:r>
+              <w:t>2019</w:t>
+            </w:r>
           </w:p>
         </w:tc>
         <w:tc>
@@ -247,7 +250,13 @@
           <w:p>
             <w:r/>
             <w:r>
-              <w:t>Confection et livraison de …… tables-bancs, …… bureaux et …… chaises</w:t>
+              <w:t xml:space="preserve">Fourniture, confection et livraison de </w:t>
+            </w:r>
+            <w:r>
+              <w:rPr>
+                <w:b/>
+              </w:rPr>
+              <w:t>mobilier de bureau</w:t>
             </w:r>
           </w:p>
         </w:tc>
@@ -257,6 +266,12 @@
           </w:tcPr>
           <w:p>
             <w:r/>
+            <w:r>
+              <w:rPr>
+                <w:b/>
+              </w:rPr>
+              <w:t>EUCAP SAHEL NIGER</w:t>
+            </w:r>
           </w:p>
         </w:tc>
         <w:tc>
@@ -265,6 +280,9 @@
           </w:tcPr>
           <w:p>
             <w:r/>
+            <w:r>
+              <w:t>Niamey</w:t>
+            </w:r>
           </w:p>
         </w:tc>
         <w:tc>
@@ -273,6 +291,9 @@
           </w:tcPr>
           <w:p>
             <w:r/>
+            <w:r>
+              <w:t>………………………</w:t>
+            </w:r>
           </w:p>
         </w:tc>
         <w:tc>
@@ -281,6 +302,9 @@
           </w:tcPr>
           <w:p>
             <w:r/>
+            <w:r>
+              <w:t>79 908 357</w:t>
+            </w:r>
           </w:p>
         </w:tc>
         <w:tc>
@@ -313,6 +337,9 @@
           </w:tcPr>
           <w:p>
             <w:r/>
+            <w:r>
+              <w:t>2018</w:t>
+            </w:r>
           </w:p>
         </w:tc>
         <w:tc>
@@ -321,6 +348,15 @@
           </w:tcPr>
           <w:p>
             <w:r/>
+            <w:r>
+              <w:t xml:space="preserve">Fourniture et livraison de </w:t>
+            </w:r>
+            <w:r>
+              <w:rPr>
+                <w:b/>
+              </w:rPr>
+              <w:t>meubles et fournitures de bureau</w:t>
+            </w:r>
           </w:p>
         </w:tc>
         <w:tc>
@@ -329,6 +365,12 @@
           </w:tcPr>
           <w:p>
             <w:r/>
+            <w:r>
+              <w:rPr>
+                <w:b/>
+              </w:rPr>
+              <w:t>MILLENNIUM CHALLENGE ACCOUNT — NIGER</w:t>
+            </w:r>
           </w:p>
         </w:tc>
         <w:tc>
@@ -337,6 +379,9 @@
           </w:tcPr>
           <w:p>
             <w:r/>
+            <w:r>
+              <w:t>Niamey</w:t>
+            </w:r>
           </w:p>
         </w:tc>
         <w:tc>
@@ -345,6 +390,9 @@
           </w:tcPr>
           <w:p>
             <w:r/>
+            <w:r>
+              <w:t>………………………</w:t>
+            </w:r>
           </w:p>
         </w:tc>
         <w:tc>
@@ -353,6 +401,9 @@
           </w:tcPr>
           <w:p>
             <w:r/>
+            <w:r>
+              <w:t>15 376 045</w:t>
+            </w:r>
           </w:p>
         </w:tc>
         <w:tc>
@@ -385,6 +436,9 @@
           </w:tcPr>
           <w:p>
             <w:r/>
+            <w:r>
+              <w:t>………</w:t>
+            </w:r>
           </w:p>
         </w:tc>
         <w:tc>
@@ -393,6 +447,15 @@
           </w:tcPr>
           <w:p>
             <w:r/>
+            <w:r>
+              <w:rPr>
+                <w:b/>
+              </w:rPr>
+              <w:t>Achat de fournitures de bureau</w:t>
+            </w:r>
+            <w:r>
+              <w:t xml:space="preserve"> — DAO NE-Sol132</w:t>
+            </w:r>
           </w:p>
         </w:tc>
         <w:tc>
@@ -401,6 +464,12 @@
           </w:tcPr>
           <w:p>
             <w:r/>
+            <w:r>
+              <w:rPr>
+                <w:b/>
+              </w:rPr>
+              <w:t>HELEN KELLER INTERNATIONAL (HKI) NIGER</w:t>
+            </w:r>
           </w:p>
         </w:tc>
         <w:tc>
@@ -409,6 +478,9 @@
           </w:tcPr>
           <w:p>
             <w:r/>
+            <w:r>
+              <w:t>Niamey</w:t>
+            </w:r>
           </w:p>
         </w:tc>
         <w:tc>
@@ -417,6 +489,9 @@
           </w:tcPr>
           <w:p>
             <w:r/>
+            <w:r>
+              <w:t>………………………</w:t>
+            </w:r>
           </w:p>
         </w:tc>
         <w:tc>
@@ -425,6 +500,9 @@
           </w:tcPr>
           <w:p>
             <w:r/>
+            <w:r>
+              <w:t>………………</w:t>
+            </w:r>
           </w:p>
         </w:tc>
         <w:tc>
@@ -457,6 +535,9 @@
           </w:tcPr>
           <w:p>
             <w:r/>
+            <w:r>
+              <w:t>2017</w:t>
+            </w:r>
           </w:p>
         </w:tc>
         <w:tc>
@@ -465,6 +546,9 @@
           </w:tcPr>
           <w:p>
             <w:r/>
+            <w:r>
+              <w:t>Fourniture de bureau, mobilier et divers</w:t>
+            </w:r>
           </w:p>
         </w:tc>
         <w:tc>
@@ -473,6 +557,12 @@
           </w:tcPr>
           <w:p>
             <w:r/>
+            <w:r>
+              <w:rPr>
+                <w:b/>
+              </w:rPr>
+              <w:t>NATIONS UNIES</w:t>
+            </w:r>
           </w:p>
         </w:tc>
         <w:tc>
@@ -481,6 +571,9 @@
           </w:tcPr>
           <w:p>
             <w:r/>
+            <w:r>
+              <w:t>Niamey</w:t>
+            </w:r>
           </w:p>
         </w:tc>
         <w:tc>
@@ -489,6 +582,9 @@
           </w:tcPr>
           <w:p>
             <w:r/>
+            <w:r>
+              <w:t>………………………</w:t>
+            </w:r>
           </w:p>
         </w:tc>
         <w:tc>
@@ -497,6 +593,9 @@
           </w:tcPr>
           <w:p>
             <w:r/>
+            <w:r>
+              <w:t>21 508 900</w:t>
+            </w:r>
           </w:p>
         </w:tc>
         <w:tc>
@@ -529,6 +628,9 @@
           </w:tcPr>
           <w:p>
             <w:r/>
+            <w:r>
+              <w:t>………</w:t>
+            </w:r>
           </w:p>
         </w:tc>
         <w:tc>
@@ -537,6 +639,21 @@
           </w:tcPr>
           <w:p>
             <w:r/>
+            <w:r>
+              <w:rPr>
+                <w:b/>
+              </w:rPr>
+              <w:t>Confection et livraison de mobiliers scolaires</w:t>
+            </w:r>
+            <w:r>
+              <w:t xml:space="preserve"> (tables-bancs, bureaux, tableaux) — </w:t>
+            </w:r>
+            <w:r>
+              <w:rPr>
+                <w:i/>
+              </w:rPr>
+              <w:t>référence à compléter</w:t>
+            </w:r>
           </w:p>
         </w:tc>
         <w:tc>
@@ -545,6 +662,9 @@
           </w:tcPr>
           <w:p>
             <w:r/>
+            <w:r>
+              <w:t>………………………</w:t>
+            </w:r>
           </w:p>
         </w:tc>
         <w:tc>
@@ -553,6 +673,9 @@
           </w:tcPr>
           <w:p>
             <w:r/>
+            <w:r>
+              <w:t>………</w:t>
+            </w:r>
           </w:p>
         </w:tc>
         <w:tc>
@@ -561,6 +684,9 @@
           </w:tcPr>
           <w:p>
             <w:r/>
+            <w:r>
+              <w:t>………………………</w:t>
+            </w:r>
           </w:p>
         </w:tc>
         <w:tc>
@@ -569,6 +695,9 @@
           </w:tcPr>
           <w:p>
             <w:r/>
+            <w:r>
+              <w:t>………………</w:t>
+            </w:r>
           </w:p>
         </w:tc>
         <w:tc>
@@ -602,7 +731,38 @@
       </w:pPr>
       <w:r/>
       <w:r>
-        <w:t>À FAIRE — CONSIGNES DE REMPLISSAGE (service commercial)</w:t>
+        <w:t>⚠️ POINT CRITIQUE — À TRAITER EN PRIORITÉ</w:t>
+      </w:r>
+    </w:p>
+    <w:p>
+      <w:r>
+        <w:t xml:space="preserve">Les TDR notent (25 points) les expériences de </w:t>
+      </w:r>
+      <w:r>
+        <w:rPr>
+          <w:b/>
+        </w:rPr>
+        <w:t>« la confection et de la livraison des mobiliers scolaires »</w:t>
+      </w:r>
+      <w:r>
+        <w:t xml:space="preserve">. Les références documentées de MERCURE SARL portent majoritairement sur le </w:t>
+      </w:r>
+      <w:r>
+        <w:rPr>
+          <w:b/>
+        </w:rPr>
+        <w:t>mobilier et les fournitures de bureau</w:t>
+      </w:r>
+      <w:r>
+        <w:t xml:space="preserve"> et sur l'informatique.</w:t>
+      </w:r>
+    </w:p>
+    <w:p>
+      <w:r>
+        <w:rPr>
+          <w:b/>
+        </w:rPr>
+        <w:t>Actions à mener immédiatement :</w:t>
       </w:r>
     </w:p>
     <w:p>
@@ -610,21 +770,24 @@
         <w:pStyle w:val="ListNumber"/>
       </w:pPr>
       <w:r>
-        <w:t xml:space="preserve">Sélectionner </w:t>
+        <w:rPr>
+          <w:b/>
+        </w:rPr>
+        <w:t>Rechercher dans les archives commerciales toute livraison de mobilier scolaire</w:t>
+      </w:r>
+    </w:p>
+    <w:p>
+      <w:r>
+        <w:t xml:space="preserve">(tables-bancs, bureaux d'enseignants, tableaux, bancs) réalisée pour des écoles, des inspections, des mairies, des projets ou des ONG — même de faible montant. Chaque référence retrouvée vaut </w:t>
       </w:r>
       <w:r>
         <w:rPr>
           <w:b/>
         </w:rPr>
-        <w:t>5 marchés</w:t>
+        <w:t>5 points</w:t>
       </w:r>
       <w:r>
-        <w:t xml:space="preserve"> de mobiliers scolaires (tables-bancs, bureaux, tableaux,</w:t>
-      </w:r>
-    </w:p>
-    <w:p>
-      <w:r>
-        <w:t>hangars) les plus récents et les mieux documentés — privilégier ceux réalisés pour des ONG, projets, mairies, inspections de l'enseignement ou partenaires techniques.</w:t>
+        <w:t>.</w:t>
       </w:r>
     </w:p>
     <w:p>
@@ -632,27 +795,27 @@
         <w:pStyle w:val="ListNumber"/>
       </w:pPr>
       <w:r>
-        <w:t xml:space="preserve">Pour chaque expérience, </w:t>
+        <w:rPr>
+          <w:b/>
+        </w:rPr>
+        <w:t>Obtenir les preuves</w:t>
+      </w:r>
+      <w:r>
+        <w:t xml:space="preserve"> pour les lignes 1 à 4 ci-dessus : bon de commande, bon de</w:t>
+      </w:r>
+    </w:p>
+    <w:p>
+      <w:r>
+        <w:t xml:space="preserve">livraison signé et cacheté, ou attestation de bonne fin d'exécution. Une ligne sans preuve ne rapporte </w:t>
       </w:r>
       <w:r>
         <w:rPr>
           <w:b/>
         </w:rPr>
-        <w:t>joindre au moins une preuve</w:t>
+        <w:t>aucun point</w:t>
       </w:r>
       <w:r>
-        <w:t xml:space="preserve"> parmi : extrait de contrat, bon</w:t>
-      </w:r>
-    </w:p>
-    <w:p>
-      <w:r>
-        <w:t xml:space="preserve">de commande, bon de livraison signé et cacheté par le client, attestation de bonne fin d'exécution. </w:t>
-      </w:r>
-      <w:r>
-        <w:rPr>
-          <w:b/>
-        </w:rPr>
-        <w:t>Une expérience sans preuve ne rapporte aucun point.</w:t>
+        <w:t>.</w:t>
       </w:r>
     </w:p>
     <w:p>
@@ -660,7 +823,45 @@
         <w:pStyle w:val="ListNumber"/>
       </w:pPr>
       <w:r>
-        <w:t xml:space="preserve">Numéroter chaque preuve </w:t>
+        <w:rPr>
+          <w:b/>
+        </w:rPr>
+        <w:t>Compléter les colonnes vides</w:t>
+      </w:r>
+      <w:r>
+        <w:t xml:space="preserve"> (périodes exactes, adresses et contacts des clients,</w:t>
+      </w:r>
+    </w:p>
+    <w:p>
+      <w:r>
+        <w:t>montant du marché HKI) : la commission peut appeler les références.</w:t>
+      </w:r>
+    </w:p>
+    <w:p>
+      <w:pPr>
+        <w:pStyle w:val="ListNumber"/>
+      </w:pPr>
+      <w:r>
+        <w:rPr>
+          <w:b/>
+        </w:rPr>
+        <w:t>Formuler les intitulés en mettant en avant la dimension « mobilier »</w:t>
+      </w:r>
+      <w:r>
+        <w:t xml:space="preserve"> (confection</w:t>
+      </w:r>
+    </w:p>
+    <w:p>
+      <w:r>
+        <w:t>métallique et bois) plutôt que la fourniture de consommables, afin de rattacher explicitement chaque référence à l'objet du marché.</w:t>
+      </w:r>
+    </w:p>
+    <w:p>
+      <w:pPr>
+        <w:pStyle w:val="ListNumber"/>
+      </w:pPr>
+      <w:r>
+        <w:t xml:space="preserve">Numéroter les preuves </w:t>
       </w:r>
       <w:r>
         <w:rPr>
@@ -669,33 +870,26 @@
         <w:t>11.1 à 11.5</w:t>
       </w:r>
       <w:r>
-        <w:t xml:space="preserve"> et l'insérer immédiatement derrière le présent</w:t>
+        <w:t xml:space="preserve"> et les insérer derrière ce tableau, dans le même</w:t>
       </w:r>
     </w:p>
     <w:p>
       <w:r>
-        <w:t>tableau, dans le même ordre.</w:t>
-      </w:r>
-    </w:p>
-    <w:p>
-      <w:pPr>
-        <w:pStyle w:val="ListNumber"/>
-      </w:pPr>
-      <w:r>
-        <w:t>Vérifier que le nom du client, le lieu et les coordonnées sont exacts : la commission peut</w:t>
+        <w:t>ordre.</w:t>
       </w:r>
     </w:p>
     <w:p>
       <w:r>
-        <w:t>contacter les références.</w:t>
+        <w:t xml:space="preserve">La </w:t>
       </w:r>
-    </w:p>
-    <w:p>
-      <w:pPr>
-        <w:pStyle w:val="ListNumber"/>
-      </w:pPr>
       <w:r>
-        <w:t>Signer et cacheter le tableau.</w:t>
+        <w:rPr>
+          <w:b/>
+        </w:rPr>
+        <w:t>liste complète des marchés similaires exécutés</w:t>
+      </w:r>
+      <w:r>
+        <w:t xml:space="preserve"> (pièce n° 12) est jointe au dossier en appui de ce tableau.</w:t>
       </w:r>
     </w:p>
     <w:p>
